--- a/Guia_Reutilizacion_REA_Leyes_de_Newton.docx
+++ b/Guia_Reutilizacion_REA_Leyes_de_Newton.docx
@@ -252,7 +252,7 @@
           </w:tcPr>
           <w:p>
             <w:r>
-              <w:t>Ing. Matias Donaire</w:t>
+              <w:t>Ing. Matias Guillermo Donaire</w:t>
             </w:r>
             <w:r>
               <w:t xml:space="preserve"> – Taller de Física – [completar institución]</w:t>
@@ -483,7 +483,7 @@
           </w:tcPr>
           <w:p>
             <w:r>
-              <w:t>Sitio web: [pegar enlace de GitHub Pages]. Repositorio con los archivos: [pegar enlace del repositorio en GitHub]</w:t>
+              <w:t>Sitio web: https://mat08692.github.io/leyesdenewtondonaire/. Repositorio con los archivos: https://github.com/mat08692/leyesdenewtondonaire</w:t>
             </w:r>
           </w:p>
         </w:tc>
@@ -639,11 +639,8 @@
         <w:jc w:val="both"/>
       </w:pPr>
       <w:r>
-        <w:t xml:space="preserve">Se recomienda usarlo en la fase de inicio y desarrollo de la unidad de dinámica, en dos encuentros de aproximadamente 60 minutos. En el primero se trabaja la pregunta </w:t>
-      </w:r>
-      <w:r>
         <w:lastRenderedPageBreak/>
-        <w:t>disparadora, la exploración con el simulador y la primera ley; en el segundo, la segunda y tercera ley, las actividades y la autoevaluación. También puede usarse de manera asincrónica, como material de estudio autónomo o de repaso antes de una evaluación.</w:t>
+        <w:t>Se recomienda usarlo en la fase de inicio y desarrollo de la unidad de dinámica, en dos encuentros de aproximadamente 60 minutos. En el primero se trabaja la pregunta disparadora, la exploración con el simulador y la primera ley; en el segundo, la segunda y tercera ley, las actividades y la autoevaluación. También puede usarse de manera asincrónica, como material de estudio autónomo o de repaso antes de una evaluación.</w:t>
       </w:r>
     </w:p>
     <w:p>
@@ -829,14 +826,11 @@
           <w:b/>
           <w:bCs/>
         </w:rPr>
+        <w:lastRenderedPageBreak/>
         <w:t>Ajustar el nivel:</w:t>
       </w:r>
       <w:r>
-        <w:t xml:space="preserve"> para los primeros años del secundario, se pueden quitar los problemas numéricos y trabajar solo con explicaciones cualitativas; para niveles </w:t>
-      </w:r>
-      <w:r>
-        <w:lastRenderedPageBreak/>
-        <w:t>superiores, agregar descomposición de fuerzas y planos inclinados, con apoyo del recurso de educ.ar.</w:t>
+        <w:t xml:space="preserve"> para los primeros años del secundario, se pueden quitar los problemas numéricos y trabajar solo con explicaciones cualitativas; para niveles superiores, agregar descomposición de fuerzas y planos inclinados, con apoyo del recurso de educ.ar.</w:t>
       </w:r>
     </w:p>
     <w:p>
@@ -952,7 +946,7 @@
         <w:t xml:space="preserve">Atribución sugerida: </w:t>
       </w:r>
       <w:r>
-        <w:t>«¿Por qué nos vamos para adelante cuando frena el colectivo? Fuerzas y leyes de Newton», por Georgina Núñez, bajo licencia CC BY-SA 4.0. [Enlace al REA]</w:t>
+        <w:t>«¿Por qué nos vamos para adelante cuando frena el colectivo? Fuerzas y leyes de Newton», por Georgina Núñez, bajo licencia CC BY-SA 4.0. https://mat08692.github.io/leyesdenewtondonaire/</w:t>
       </w:r>
     </w:p>
     <w:p>
@@ -1570,6 +1564,7 @@
                 <w:b/>
                 <w:bCs/>
               </w:rPr>
+              <w:lastRenderedPageBreak/>
               <w:t>Formula una hipótesis antes de usar el simulador y la compara con lo observado.</w:t>
             </w:r>
           </w:p>
@@ -1659,7 +1654,6 @@
                 <w:b/>
                 <w:bCs/>
               </w:rPr>
-              <w:lastRenderedPageBreak/>
               <w:t>Comunica sus conclusiones en el formato elegido (texto, dibujo, audio o foto).</w:t>
             </w:r>
           </w:p>
@@ -2397,10 +2391,96 @@
 <file path=word/numbering.xml><?xml version="1.0" encoding="utf-8"?>
 <w:numbering xmlns:wpc="http://schemas.microsoft.com/office/word/2010/wordprocessingCanvas" xmlns:cx="http://schemas.microsoft.com/office/drawing/2014/chartex" xmlns:cx1="http://schemas.microsoft.com/office/drawing/2015/9/8/chartex" xmlns:cx2="http://schemas.microsoft.com/office/drawing/2015/10/21/chartex" xmlns:cx3="http://schemas.microsoft.com/office/drawing/2016/5/9/chartex" xmlns:cx4="http://schemas.microsoft.com/office/drawing/2016/5/10/chartex" xmlns:cx5="http://schemas.microsoft.com/office/drawing/2016/5/11/chartex" xmlns:cx6="http://schemas.microsoft.com/office/drawing/2016/5/12/chartex" xmlns:cx7="http://schemas.microsoft.com/office/drawing/2016/5/13/chartex" xmlns:cx8="http://schemas.microsoft.com/office/drawing/2016/5/14/chartex" xmlns:mc="http://schemas.openxmlformats.org/markup-compatibility/2006" xmlns:aink="http://schemas.microsoft.com/office/drawing/2016/ink" xmlns:am3d="http://schemas.microsoft.com/office/drawing/2017/model3d" xmlns:o="urn:schemas-microsoft-com:office:office" xmlns:oel="http://schemas.microsoft.com/office/2019/extlst" xmlns:r="http://schemas.openxmlformats.org/officeDocument/2006/relationships" xmlns:m="http://schemas.openxmlformats.org/officeDocument/2006/math" xmlns:v="urn:schemas-microsoft-com:vml" xmlns:wp14="http://schemas.microsoft.com/office/word/2010/wordprocessingDrawing" xmlns:wp="http://schemas.openxmlformats.org/drawingml/2006/wordprocessingDrawing" xmlns:w10="urn:schemas-microsoft-com:office:word" xmlns:w="http://schemas.openxmlformats.org/wordprocessingml/2006/main" xmlns:w14="http://schemas.microsoft.com/office/word/2010/wordml" xmlns:w15="http://schemas.microsoft.com/office/word/2012/wordml" xmlns:w16cex="http://schemas.microsoft.com/office/word/2018/wordml/cex" xmlns:w16cid="http://schemas.microsoft.com/office/word/2016/wordml/cid" xmlns:w16="http://schemas.microsoft.com/office/word/2018/wordml" xmlns:w16sdtdh="http://schemas.microsoft.com/office/word/2020/wordml/sdtdatahash" xmlns:w16se="http://schemas.microsoft.com/office/word/2015/wordml/symex" xmlns:wpg="http://schemas.microsoft.com/office/word/2010/wordprocessingGroup" xmlns:wpi="http://schemas.microsoft.com/office/word/2010/wordprocessingInk" xmlns:wne="http://schemas.microsoft.com/office/word/2006/wordml" xmlns:wps="http://schemas.microsoft.com/office/word/2010/wordprocessingShape" mc:Ignorable="w14 w15 w16se w16cid w16 w16cex w16sdtdh wp14">
   <w:abstractNum w:abstractNumId="0" w15:restartNumberingAfterBreak="0">
-    <w:nsid w:val="32CA2714"/>
+    <w:nsid w:val="145D776B"/>
     <w:multiLevelType w:val="hybridMultilevel"/>
-    <w:tmpl w:val="B6F0AC86"/>
-    <w:lvl w:ilvl="0" w:tplc="049E863A">
+    <w:tmpl w:val="12B88010"/>
+    <w:lvl w:ilvl="0" w:tplc="7C8EC846">
+      <w:start w:val="1"/>
+      <w:numFmt w:val="bullet"/>
+      <w:lvlText w:val="●"/>
+      <w:lvlJc w:val="left"/>
+      <w:pPr>
+        <w:ind w:left="720" w:hanging="360"/>
+      </w:pPr>
+    </w:lvl>
+    <w:lvl w:ilvl="1" w:tplc="BCCA2592">
+      <w:start w:val="1"/>
+      <w:numFmt w:val="bullet"/>
+      <w:lvlText w:val="○"/>
+      <w:lvlJc w:val="left"/>
+      <w:pPr>
+        <w:ind w:left="1440" w:hanging="360"/>
+      </w:pPr>
+    </w:lvl>
+    <w:lvl w:ilvl="2" w:tplc="D1729C68">
+      <w:start w:val="1"/>
+      <w:numFmt w:val="bullet"/>
+      <w:lvlText w:val="■"/>
+      <w:lvlJc w:val="left"/>
+      <w:pPr>
+        <w:ind w:left="2160" w:hanging="360"/>
+      </w:pPr>
+    </w:lvl>
+    <w:lvl w:ilvl="3" w:tplc="E9285F00">
+      <w:start w:val="1"/>
+      <w:numFmt w:val="bullet"/>
+      <w:lvlText w:val="●"/>
+      <w:lvlJc w:val="left"/>
+      <w:pPr>
+        <w:ind w:left="2880" w:hanging="360"/>
+      </w:pPr>
+    </w:lvl>
+    <w:lvl w:ilvl="4" w:tplc="1B6A2F60">
+      <w:start w:val="1"/>
+      <w:numFmt w:val="bullet"/>
+      <w:lvlText w:val="○"/>
+      <w:lvlJc w:val="left"/>
+      <w:pPr>
+        <w:ind w:left="3600" w:hanging="360"/>
+      </w:pPr>
+    </w:lvl>
+    <w:lvl w:ilvl="5" w:tplc="D7F4686A">
+      <w:start w:val="1"/>
+      <w:numFmt w:val="bullet"/>
+      <w:lvlText w:val="■"/>
+      <w:lvlJc w:val="left"/>
+      <w:pPr>
+        <w:ind w:left="4320" w:hanging="360"/>
+      </w:pPr>
+    </w:lvl>
+    <w:lvl w:ilvl="6" w:tplc="3D1A7A3C">
+      <w:start w:val="1"/>
+      <w:numFmt w:val="bullet"/>
+      <w:lvlText w:val="●"/>
+      <w:lvlJc w:val="left"/>
+      <w:pPr>
+        <w:ind w:left="5040" w:hanging="360"/>
+      </w:pPr>
+    </w:lvl>
+    <w:lvl w:ilvl="7" w:tplc="ED301056">
+      <w:start w:val="1"/>
+      <w:numFmt w:val="bullet"/>
+      <w:lvlText w:val="●"/>
+      <w:lvlJc w:val="left"/>
+      <w:pPr>
+        <w:ind w:left="5760" w:hanging="360"/>
+      </w:pPr>
+    </w:lvl>
+    <w:lvl w:ilvl="8" w:tplc="226AC1F2">
+      <w:start w:val="1"/>
+      <w:numFmt w:val="bullet"/>
+      <w:lvlText w:val="●"/>
+      <w:lvlJc w:val="left"/>
+      <w:pPr>
+        <w:ind w:left="6480" w:hanging="360"/>
+      </w:pPr>
+    </w:lvl>
+  </w:abstractNum>
+  <w:abstractNum w:abstractNumId="1" w15:restartNumberingAfterBreak="0">
+    <w:nsid w:val="7F082775"/>
+    <w:multiLevelType w:val="hybridMultilevel"/>
+    <w:tmpl w:val="D2685EFA"/>
+    <w:lvl w:ilvl="0" w:tplc="0AD008E8">
       <w:start w:val="1"/>
       <w:numFmt w:val="bullet"/>
       <w:lvlText w:val="•"/>
@@ -2409,141 +2489,55 @@
         <w:ind w:left="720" w:hanging="360"/>
       </w:pPr>
     </w:lvl>
-    <w:lvl w:ilvl="1" w:tplc="C008903E">
+    <w:lvl w:ilvl="1" w:tplc="2D22DA58">
       <w:numFmt w:val="decimal"/>
       <w:lvlText w:val=""/>
       <w:lvlJc w:val="left"/>
     </w:lvl>
-    <w:lvl w:ilvl="2" w:tplc="FC5AB7C6">
+    <w:lvl w:ilvl="2" w:tplc="EFE48A84">
       <w:numFmt w:val="decimal"/>
       <w:lvlText w:val=""/>
       <w:lvlJc w:val="left"/>
     </w:lvl>
-    <w:lvl w:ilvl="3" w:tplc="C62C18F2">
+    <w:lvl w:ilvl="3" w:tplc="93466C3E">
       <w:numFmt w:val="decimal"/>
       <w:lvlText w:val=""/>
       <w:lvlJc w:val="left"/>
     </w:lvl>
-    <w:lvl w:ilvl="4" w:tplc="5E6E02E6">
+    <w:lvl w:ilvl="4" w:tplc="E67CE7EC">
       <w:numFmt w:val="decimal"/>
       <w:lvlText w:val=""/>
       <w:lvlJc w:val="left"/>
     </w:lvl>
-    <w:lvl w:ilvl="5" w:tplc="96E66878">
+    <w:lvl w:ilvl="5" w:tplc="CCF0B5FE">
       <w:numFmt w:val="decimal"/>
       <w:lvlText w:val=""/>
       <w:lvlJc w:val="left"/>
     </w:lvl>
-    <w:lvl w:ilvl="6" w:tplc="52005836">
+    <w:lvl w:ilvl="6" w:tplc="7234C7E0">
       <w:numFmt w:val="decimal"/>
       <w:lvlText w:val=""/>
       <w:lvlJc w:val="left"/>
     </w:lvl>
-    <w:lvl w:ilvl="7" w:tplc="ABCC4A46">
+    <w:lvl w:ilvl="7" w:tplc="7CFC5AB0">
       <w:numFmt w:val="decimal"/>
       <w:lvlText w:val=""/>
       <w:lvlJc w:val="left"/>
     </w:lvl>
-    <w:lvl w:ilvl="8" w:tplc="DAEC0D46">
+    <w:lvl w:ilvl="8" w:tplc="9AF0822A">
       <w:numFmt w:val="decimal"/>
       <w:lvlText w:val=""/>
       <w:lvlJc w:val="left"/>
     </w:lvl>
   </w:abstractNum>
-  <w:abstractNum w:abstractNumId="1" w15:restartNumberingAfterBreak="0">
-    <w:nsid w:val="577207C7"/>
-    <w:multiLevelType w:val="hybridMultilevel"/>
-    <w:tmpl w:val="37A29692"/>
-    <w:lvl w:ilvl="0" w:tplc="0AF2320A">
-      <w:start w:val="1"/>
-      <w:numFmt w:val="bullet"/>
-      <w:lvlText w:val="●"/>
-      <w:lvlJc w:val="left"/>
-      <w:pPr>
-        <w:ind w:left="720" w:hanging="360"/>
-      </w:pPr>
-    </w:lvl>
-    <w:lvl w:ilvl="1" w:tplc="294EFB88">
-      <w:start w:val="1"/>
-      <w:numFmt w:val="bullet"/>
-      <w:lvlText w:val="○"/>
-      <w:lvlJc w:val="left"/>
-      <w:pPr>
-        <w:ind w:left="1440" w:hanging="360"/>
-      </w:pPr>
-    </w:lvl>
-    <w:lvl w:ilvl="2" w:tplc="498A8AD6">
-      <w:start w:val="1"/>
-      <w:numFmt w:val="bullet"/>
-      <w:lvlText w:val="■"/>
-      <w:lvlJc w:val="left"/>
-      <w:pPr>
-        <w:ind w:left="2160" w:hanging="360"/>
-      </w:pPr>
-    </w:lvl>
-    <w:lvl w:ilvl="3" w:tplc="BD62133E">
-      <w:start w:val="1"/>
-      <w:numFmt w:val="bullet"/>
-      <w:lvlText w:val="●"/>
-      <w:lvlJc w:val="left"/>
-      <w:pPr>
-        <w:ind w:left="2880" w:hanging="360"/>
-      </w:pPr>
-    </w:lvl>
-    <w:lvl w:ilvl="4" w:tplc="9C6EB762">
-      <w:start w:val="1"/>
-      <w:numFmt w:val="bullet"/>
-      <w:lvlText w:val="○"/>
-      <w:lvlJc w:val="left"/>
-      <w:pPr>
-        <w:ind w:left="3600" w:hanging="360"/>
-      </w:pPr>
-    </w:lvl>
-    <w:lvl w:ilvl="5" w:tplc="D1F0A162">
-      <w:start w:val="1"/>
-      <w:numFmt w:val="bullet"/>
-      <w:lvlText w:val="■"/>
-      <w:lvlJc w:val="left"/>
-      <w:pPr>
-        <w:ind w:left="4320" w:hanging="360"/>
-      </w:pPr>
-    </w:lvl>
-    <w:lvl w:ilvl="6" w:tplc="DF2E9C84">
-      <w:start w:val="1"/>
-      <w:numFmt w:val="bullet"/>
-      <w:lvlText w:val="●"/>
-      <w:lvlJc w:val="left"/>
-      <w:pPr>
-        <w:ind w:left="5040" w:hanging="360"/>
-      </w:pPr>
-    </w:lvl>
-    <w:lvl w:ilvl="7" w:tplc="EB9431E0">
-      <w:start w:val="1"/>
-      <w:numFmt w:val="bullet"/>
-      <w:lvlText w:val="●"/>
-      <w:lvlJc w:val="left"/>
-      <w:pPr>
-        <w:ind w:left="5760" w:hanging="360"/>
-      </w:pPr>
-    </w:lvl>
-    <w:lvl w:ilvl="8" w:tplc="EFFC40AC">
-      <w:start w:val="1"/>
-      <w:numFmt w:val="bullet"/>
-      <w:lvlText w:val="●"/>
-      <w:lvlJc w:val="left"/>
-      <w:pPr>
-        <w:ind w:left="6480" w:hanging="360"/>
-      </w:pPr>
-    </w:lvl>
-  </w:abstractNum>
-  <w:num w:numId="1" w16cid:durableId="1828281317">
-    <w:abstractNumId w:val="1"/>
+  <w:num w:numId="1" w16cid:durableId="4597602">
+    <w:abstractNumId w:val="0"/>
     <w:lvlOverride w:ilvl="0">
       <w:startOverride w:val="1"/>
     </w:lvlOverride>
   </w:num>
-  <w:num w:numId="2" w16cid:durableId="1801918059">
-    <w:abstractNumId w:val="0"/>
+  <w:num w:numId="2" w16cid:durableId="226233043">
+    <w:abstractNumId w:val="1"/>
     <w:lvlOverride w:ilvl="0">
       <w:startOverride w:val="1"/>
     </w:lvlOverride>
